--- a/example_articles/countries/Thailand/1.countries_Thailand_New_York_Times.docx
+++ b/example_articles/countries/Thailand/1.countries_Thailand_New_York_Times.docx
@@ -27,17 +27,17 @@
     </w:p>
     <w:p>
       <w:r>
-        <w:t>Source File: NYT/14.DOCX</w:t>
+        <w:t>Source file: NYT/14.DOCX</w:t>
       </w:r>
     </w:p>
     <w:p>
       <w:r>
-        <w:t>Raw locations result: ['Thailand']</w:t>
+        <w:t>Raw locations result, 'locations': ['Thailand']</w:t>
       </w:r>
     </w:p>
     <w:p>
       <w:r>
-        <w:t>countries_stand_flat (Standardized): Thailand</w:t>
+        <w:t>Standardized locations result, 'countries_stand_flat': Thailand</w:t>
       </w:r>
     </w:p>
     <w:p>

--- a/example_articles/countries/Thailand/1.countries_Thailand_New_York_Times.docx
+++ b/example_articles/countries/Thailand/1.countries_Thailand_New_York_Times.docx
@@ -7,7 +7,7 @@
         <w:pStyle w:val="Heading1"/>
       </w:pPr>
       <w:r>
-        <w:t>Are Democrats Really Clamoring for Joe Biden?</w:t>
+        <w:t>Where Brashness Doesn't Play</w:t>
       </w:r>
     </w:p>
     <w:p>
@@ -17,17 +17,17 @@
     </w:p>
     <w:p>
       <w:r>
-        <w:t>Date: 2019-05-18</w:t>
+        <w:t>Date: 2006-04-11</w:t>
       </w:r>
     </w:p>
     <w:p>
       <w:r>
-        <w:t>Section: Section A; Column 0; Editorial Desk; Pg. 29</w:t>
+        <w:t>Section: Section C; Column 1; Business/Financial Desk; Pg. 6; INTERNATIONAL BUSINESS</w:t>
       </w:r>
     </w:p>
     <w:p>
       <w:r>
-        <w:t>Source file: NYT/14.DOCX</w:t>
+        <w:t>Source file: NYT/40.DOCX</w:t>
       </w:r>
     </w:p>
     <w:p>
@@ -49,58 +49,55 @@
     </w:p>
     <w:p>
       <w:r>
-        <w:t>The most important requirement for the Democratic Party's presidential nominee? Electability. It matters more, we keep hearing, than nominating a candidate who has good policies. It matters more than nominating a candidate with a track record of passing progressive legislation. It certainly matters more than nominating a candidate who could be the first female president.</w:t>
+        <w:t>It may work for Michael R. Bloomberg as mayor of New York City, but introducing a C.E.O. style to governing Thailand has not prevented that country's billionaire tycoon-turned-politician, Thaksin Shinawatra, from running into serious trouble.</w:t>
         <w:br/>
-        <w:t xml:space="preserve">Unfortunately, very few people who say they are putting electability first seem to understand what ''electability'' means, or what today's electorate actually looks like. </w:t>
+        <w:t xml:space="preserve">  Mr. Thaksin, a former police officer who built a family telecommunications empire, swept to power in 2001 on a populist platform, promising to make life easier for the average Thai. As prime minister, Mr. Thaksin pledged to run his government the way he had run his telecommunications company, the Shin Corporation, and he swiftly enacted a raft of pro-investment, antipoverty policies that came to be known as Thaksinomics.</w:t>
         <w:br/>
-        <w:t xml:space="preserve">  Case in point: In a field crowded with nearly two dozen candidates, no answer to the electability question is offered more regularly and with more conviction than ''Joe Biden.''</w:t>
+        <w:t>Now Mr. Thaksin is out of a job, having resigned as prime minister last week in the face of widespread urban protests. Generous spending programs earned him enduring support in the countryside, but Mr. Thaksin's brash, autocratic style ultimately alienated the country's urban middle class.</w:t>
         <w:br/>
-        <w:t xml:space="preserve">  Mr. Biden, whose campaign officially kicks of this Saturday in Philadelphia, is the kind of guy you could see sitting behind a big desk, acting as a wise custodian of our democracy without posing any threat of changing much. He is from one of those scrappy Rust Belt cities fetishized by so many pundits -- people who believe that the imaginary working-class white voter who is going to deliver the White House to the Democrats wants Joe Biden, which is what, in turn, makes Joe Biden electable.</w:t>
+        <w:t xml:space="preserve">  Criticism mounted as he tried to muzzle the press amid reports of violent crackdowns against Muslim insurgents and drug dealers, and as allegations surfaced that his policies were simultaneously lining the pockets of politicians and enhancing his family fortune. When his family announced in late January that it was selling its stake in Shin for $1.9 billion -- tax-free -- to a consortium led by Singapore's government, the public's disgust boiled over.</w:t>
         <w:br/>
-        <w:t xml:space="preserve">  It is true that Mr. Biden is polling ahead of the other Democrats in the field by a large margin, including with women and voters of color. This early in the race, though, polling is more reflective of name recognition than anything else; the two leading candidates for 2020, Mr. Biden and Bernie Sanders, are recognized by 98 percent of Democratic primary voters. This also makes early polls a poor barometer for electoral success. At this point in the lead-up to 2016, Jeb Bush, Marco Rubio and Scott Walker were the top contenders for the Republican nomination.</w:t>
+        <w:t xml:space="preserve">  ''The Shin transaction was just the tip of the iceberg,'' said Kitti Nathisuwan, head of research at Macquarie Securities in Bangkok. </w:t>
         <w:br/>
-        <w:t xml:space="preserve">  The case that people make for Mr. Biden's electability is not that any one group of people is particularly excited by him, but that he stands the best chance of getting independents and perhaps even some moderate Republicans to cross over and vote Democratic; unenthusiastic lefties will nevertheless vote for him because this is an emergency and Donald Trump is so much worse. It's Politics 101: The candidate closest to the median voter will scoop up the biggest share.</w:t>
+        <w:t xml:space="preserve">  While corruption is a familiar story in Thailand, strongman politics is not. What finally proved too much for Bangkok's normally deferential citizens, said Mr. Kitti, was Mr. Thaksin's lack of humility. ''In Thailand when you want to do things, you have to do it the Thai way,'' he said.</w:t>
         <w:br/>
-        <w:t xml:space="preserve">  But getting elected is not about appealing to the bland median. It's about appealing to the people who actually feel motivated to turn out and vote.</w:t>
+        <w:t xml:space="preserve">  It may be too early to write Mr. Thaksin's political epitaph, however. Mr. Thaksin remains head of the party he founded, Thai Rak Thai, which won a majority of votes in an election this month in which he initially claimed to be the victor. An election boycott by opposition parties has left Parliament with too few delegates to convene legally. But in the meantime, Mr. Thaksin has entrusted the government to his college friend and unelected deputy prime minister, Chitchai Wannasathit.</w:t>
         <w:br/>
-        <w:t xml:space="preserve">  The Democratic Party of 2019 does not look much like Joe Biden. Women, African-American, Latino and Asian voters are all much more likely to say they support Democratic candidates than Republican ones. White voters, male voters and especially white male voters generally support Republicans.</w:t>
+        <w:t xml:space="preserve">  Indeed, some analysts suggest that Mr. Thaksin is only biding his time until public tempers cool. He has used similar tactics to wait out previous protests, including rural opposition to a gas pipeline to Malaysia and union demonstrations against privatizing the state-owned power utility.</w:t>
         <w:br/>
-        <w:t xml:space="preserve">  Statistics on who votes Democratic also suggest that the Democratic Party is more diverse than the experts deciding who is electable.</w:t>
+        <w:t xml:space="preserve">  Mr. Thaksin's headstrong policies have often courted controversy, even ridicule. He once raced by helicopter to a small town in a vain effort to locate a mythical hoard of wartime Japanese gold, saying it could be used to pay off the nation's foreign debts. He suggested helping the country's financial markets by advancing Thailand's clocks past those of its eastern neighbors, to the same time zone as the financial centers of Hong Kong and Singapore. And he fired his first central banker because the banker refused to raise interest rates, a move intended to stimulate spending by making Thai depositors feel wealthier.</w:t>
         <w:br/>
-        <w:t xml:space="preserve">  Those assumptions about electability reflect entrenched biases more than political science, and have a dash of arrogance to boot. An electable candidate, the thinking goes, has to be authentic and broadly appealing. But authenticity itself is coded as white and male when it's defined by white men.</w:t>
+        <w:t xml:space="preserve">  Mr. Thaksin's strategy eventually coalesced into what he called a dual-track policy that later came to be known as Thaksinomics. While promoting foreign investment, he emphasized economic self-reliance at home. He declared a debt holiday for Thai farmers and gave grants to small villages, instituting free health care and housing programs. </w:t>
         <w:br/>
-        <w:t xml:space="preserve">  This perpetual reading of the white working-class tea leaves (or beer hops?) only makes sense if those voters are actually more influential than all the others. In the Democratic Party, they're not. Just under a third of white men without college degrees said they voted for a Democrat in the 2018 midterms. And Democrats don't need anywhere near a majority of these men to win. Women vote in larger numbers than men; voters with college and post-graduate degrees turn out in larger shares than those without. These high-turnout groups are the same ones that are trending Democratic. If they're motivated to turn out to vote, a Democrat will wind up in the White House.</w:t>
+        <w:t xml:space="preserve">  While Mr. Thaksin's incorporation of aspects of microfinance earned plaudits from some economists, others derided his policies as nothing more than pork-barrel politics aimed at winning rural votes. Some have accused Mr. Thaksin of returning Thailand to the kind of easy credit environment that set the stage for its 1997 financial crisis. Others say that Mr. Thaksin achieved little more than coaxing his recession-racked nation to begin spending again in time to catch the updraft that came with the global recovery of 2002.</w:t>
         <w:br/>
-        <w:t xml:space="preserve">  But what about those Obama-to-Trump swing voters who will reportedly make or break this election, as they did the last one? The Democratic Party shouldn't leave anyone behind, but working-class white men are declining as a share of the Democratic base, while whites generally are declining as a share of the general population. The entire premise that white men without college degrees are the only possible swing voters is a faulty one.</w:t>
+        <w:t xml:space="preserve">  Nevertheless, after five years, Mr. Thaksin has left the country in better economic shape. </w:t>
         <w:br/>
-        <w:t xml:space="preserve">  There's also little evidence that most voters pick a candidate based on policies and that a moderate candidate who wrote campaign talking points to appeal to a broad swath of voters would do significantly better than a more visionary and progressive one. Instead of trying to win back a waning electoral and demographic force, Democrats would be better served to consider what will get voters to the polls. Hillary Clinton's loss can only be explained by a long list of factors, but surely one of them was apathy: The certainty that she had the election in the bag probably depressed voter turnout.</w:t>
+        <w:t xml:space="preserve">  One of the important elements of the success of the Thaksin administration ''was restoring confidence among the business community as well as consumer confidence,'' said Vincent Milton, the Bangkok-based managing director of Fitch Ratings.</w:t>
         <w:br/>
-        <w:t xml:space="preserve">  Contrast that to the 2018 midterms, which had a record-setting turnout -- and a record number of women elected. Disgust with the Trump administration surely pushed voters to the polls. But so did a slew of exciting candidates who don't look like the old models of ''electable.'' They looked a lot more like the people actually electing them.</w:t>
+        <w:t xml:space="preserve">  Thailand's economy is on track to grow at least 4.5 percent this year, compared with the 2.2 percent growth it posted in 2001. Exports rose 18 percent in the first two months of 2006, according to the Bank of Thailand, after growing nearly 15 percent in 2005. Thailand's foreign currency reserves have risen to more than $50 billion. In 2003, Mr. Thaksin declared Thailand's independence from the International Monetary Fund, after making early repayment of the $3.4 billion that the fund had lent it during the crisis.</w:t>
         <w:br/>
-        <w:t xml:space="preserve">  Women made record numbers of political contributions in 2018 and, at least anecdotally, dominated campaigns behind the scenes. Mr. Trump's white working-class base still voted Republican, although in lower numbers than when he triumphed. Women of color, and particularly black women, continued their trend of staunchly supporting Democrats, and turnout among racial minorities hit a high at 28 percent of voters, and 38 percent of voters under 30. A majority of white women with college degrees voted for Hillary Clinton in 2016, but it was this group that gave Democratic candidates a new advantage in 2018, increasing its support for Democrats over Republicans by 13 percentage points from two years earlier.</w:t>
+        <w:t xml:space="preserve">  Perhaps most impressive is that Mr. Thaksin managed to accomplish what previous governments had been unable to do even under pressure from the I.M.F.: privatize the national oil company and state-owned assets like airports. And after years of delays, Thailand is on the verge of opening a $4 billion airport in place of the dilapidated, congested airport that now serves the capital.</w:t>
         <w:br/>
-        <w:t xml:space="preserve">  In several key states, including Ohio and Florida, white women with college degrees flipped: A majority voted Republican in 2016 and Democratic in 2018. White men, regardless of education, did not. It's white women, not working-class white men, who are the most promising swing voters for Democrats in 2020, and who could wind up as loyal lifelong Democrats.</w:t>
+        <w:t xml:space="preserve">  But there have been allegations of corruption surrounding those accomplishments, and other troubling signs have emerged in the economy that some economists say expose the more threadbare patches of Thaksinomics.</w:t>
         <w:br/>
-        <w:t xml:space="preserve">  Strong turnout among voters of color, a Democratic shift among white voters, and significant flips by college-educated white women all reaped dividends for the women who ran in 2018. Female candidates in the midterms outperformed male ones by a significant margin, on both the left and the right (and the gap was larger with Democratic candidates than Republican ones). In other words, if the 2018 election is any indication, women are more electable than men are -- especially, but not only, with Democrats.</w:t>
+        <w:t xml:space="preserve">  After trying to use subsidies to offset the impact of rising oil prices, Thailand eliminated subsidies for gasoline in late 2004 and last year lifted subsidies on the diesel fuel that powers many of the pickup trucks favored by working-class Thais. The subsequent rise in fuel prices helped push inflation above 6 percent, tipping Thailand into a trade deficit last year and dampening consumer spending. At the same time, easy credit has sent household debt as a percentage of income to more than 57 percent, from below 50 percent in 2001.</w:t>
         <w:br/>
-        <w:t xml:space="preserve">  History is a limited guide when it comes to who can win. After all, an African-American law professor with limited national political experience and a foreign-sounding name was not exactly the picture of electability; neither was a thrice-married former reality TV star turned accused sexual assailant and verified compulsive tweeter. But both tapped into something alive and hungry in the American electorate.</w:t>
-        <w:br/>
-        <w:t xml:space="preserve">  Since Donald Trump's election in 2016, no force has been greater, bolder, louder and hungrier than women. Beginning with the Women's March, segueing through the #MeToo movement, and hitting full force with the 2018 midterm women's wave, women have been the most vibrant and effective political constituency in Trump's America. Within that group, it is women of color who are the backbone of the Democratic Party.</w:t>
-        <w:br/>
-        <w:t xml:space="preserve">  It is baffling, then, to know all of this and conclude that the most electable candidate is Joe Biden, an older white man tightly associated with sexual harassment and racism, even if he is polling ahead more than a year before the election.</w:t>
-        <w:br/>
-        <w:t xml:space="preserve">  A white male Democrat has not won the White House in more than 20 years; a white male Democrat has not won a majority of American voters since at least the 1970s (and Hillary Clinton, it bears repeating, won a larger share of the electorate than Donald Trump).</w:t>
-        <w:br/>
-        <w:t xml:space="preserve">  Despite all of this -- who votes for Democrats, who works for Democrats, who has actually won the White House as a Democrat in the past two decades -- many people have surveyed the field and concluded that Joe Biden is the most electable of the bunch. That conclusion does tell us a lot about what we still assume the rightful custodians of power look like. But it doesn't tell us much about who can actually win in 2020.</w:t>
-        <w:br/>
-        <w:t xml:space="preserve">  Jill Filipovic is the author of ''The H Spot: The Feminist Pursuit of Happiness'' and a contributing opinion writer.</w:t>
-        <w:br/>
-        <w:t xml:space="preserve">  The Times is committed to publishing a diversity of letters to the editor. We'd like to hear what you think about this or any of our articles. Here are some tips. And here's our email: letters@nytimes.com</w:t>
-        <w:br/>
-        <w:t xml:space="preserve">  Follow The New York Times Opinion section on Facebook, Twitter (@NYTopinion) and Instagram.</w:t>
+        <w:t xml:space="preserve">  But the most immediate concern to economists is what will happen to Mr. Thaksin's privatization and spending policies now that he has stepped aside. Mr. Thaksin was on the verge of starting a 1.8 trillion baht ($47 billion) spending program on infrastructure this year; economists fear it will be suspended, if it survives at all.</w:t>
         <w:br/>
         <w:br/>
-        <w:t>https://www.nytimes.com/2019/05/17/opinion/joe-biden-president.html</w:t>
+        <w:br/>
+        <w:t>http://www.nytimes.com</w:t>
+        <w:br/>
+        <w:br/>
+        <w:t>Graphic</w:t>
+        <w:br/>
+        <w:br/>
+        <w:t xml:space="preserve"> </w:t>
+        <w:br/>
+        <w:t>Photos: At a rally in Bangkok last Friday, people wearing headbands that say ''rescue nation'' celebrated the resignation of the prime minister, whom they accused of corruption and abuses of power. (Photo by Sakchai Lalit/Associated Press)</w:t>
+        <w:br/>
+        <w:t xml:space="preserve"> Thaksin Shinawatra, shown at the headquarters of the political party he founded, hugged supporters last week after resigning as prime minister. (Photo by Wasant Wanitchakorn/Associated Press)</w:t>
       </w:r>
     </w:p>
     <w:sectPr>

--- a/example_articles/countries/Thailand/1.countries_Thailand_New_York_Times.docx
+++ b/example_articles/countries/Thailand/1.countries_Thailand_New_York_Times.docx
@@ -7,7 +7,7 @@
         <w:pStyle w:val="Heading1"/>
       </w:pPr>
       <w:r>
-        <w:t>Where Brashness Doesn't Play</w:t>
+        <w:t>No Headline In Original</w:t>
       </w:r>
     </w:p>
     <w:p>
@@ -17,17 +17,17 @@
     </w:p>
     <w:p>
       <w:r>
-        <w:t>Date: 2006-04-11</w:t>
+        <w:t>Date: 2010-04-11</w:t>
       </w:r>
     </w:p>
     <w:p>
       <w:r>
-        <w:t>Section: Section C; Column 1; Business/Financial Desk; Pg. 6; INTERNATIONAL BUSINESS</w:t>
+        <w:t>Section: Section WK; Column 0; Week in Review Desk; Pg. 2; UPHEAVALS APRIL 4-10</w:t>
       </w:r>
     </w:p>
     <w:p>
       <w:r>
-        <w:t>Source file: NYT/40.DOCX</w:t>
+        <w:t>Source file: NYT/56.361.DOCX</w:t>
       </w:r>
     </w:p>
     <w:p>
@@ -49,42 +49,25 @@
     </w:p>
     <w:p>
       <w:r>
-        <w:t>It may work for Michael R. Bloomberg as mayor of New York City, but introducing a C.E.O. style to governing Thailand has not prevented that country's billionaire tycoon-turned-politician, Thaksin Shinawatra, from running into serious trouble.</w:t>
+        <w:t xml:space="preserve">THE NEWS The president of Kyrgyzstan, Kurmanbek Bakiyev, fled the capital as demonstrations against rising utility costs and his repressive rule erupted into violence. Protestors seized ministries and TV stations and set up an interim government. </w:t>
         <w:br/>
-        <w:t xml:space="preserve">  Mr. Thaksin, a former police officer who built a family telecommunications empire, swept to power in 2001 on a populist platform, promising to make life easier for the average Thai. As prime minister, Mr. Thaksin pledged to run his government the way he had run his telecommunications company, the Shin Corporation, and he swiftly enacted a raft of pro-investment, antipoverty policies that came to be known as Thaksinomics.</w:t>
+        <w:t xml:space="preserve">  BEHIND THE NEWS Kyrgyzstan is the only nation with both Russian and (to Moscow's irritation) American military bases. Mr. Bakiyev tried to pit the two against each other to get more aid from both, but Russia lost patience and began squeezing the country with high energy prices. America needs its leased airbase to support operations in Afghanistan. </w:t>
         <w:br/>
-        <w:t>Now Mr. Thaksin is out of a job, having resigned as prime minister last week in the face of widespread urban protests. Generous spending programs earned him enduring support in the countryside, but Mr. Thaksin's brash, autocratic style ultimately alienated the country's urban middle class.</w:t>
+        <w:t xml:space="preserve">  THE NEWS A powerful earthquake southeast of Tijuana damaged buildings in northern Mexico and in border cities in California and Arizona, and rattled nerves as far north as Los Angeles and Las Vegas. Two days later, an even stronger quake struck off the coast of Sumatra in Indonesia, causing panic and blackouts but, despite initial fears, no destructive tsunami.</w:t>
         <w:br/>
-        <w:t xml:space="preserve">  Criticism mounted as he tried to muzzle the press amid reports of violent crackdowns against Muslim insurgents and drug dealers, and as allegations surfaced that his policies were simultaneously lining the pockets of politicians and enhancing his family fortune. When his family announced in late January that it was selling its stake in Shin for $1.9 billion -- tax-free -- to a consortium led by Singapore's government, the public's disgust boiled over.</w:t>
+        <w:t xml:space="preserve">  BEHIND THE NEWS Seismologists said the recent clutch of major earthquakes -- starting with those in Haiti and Chile -- were unrelated to one another except through the coincidence of their scarily close timing. </w:t>
         <w:br/>
-        <w:t xml:space="preserve">  ''The Shin transaction was just the tip of the iceberg,'' said Kitti Nathisuwan, head of research at Macquarie Securities in Bangkok. </w:t>
+        <w:t xml:space="preserve">  THE NEWS Protesters demanding new elections in Thailand defied government orders to end a six-day siege of the main shopping area in Bangkok and to call off rallies, as the embattled prime minister, Abhisit Vejjajiva, issued an emergency decree, closed an opposition TV station and blocked Web sites. </w:t>
         <w:br/>
-        <w:t xml:space="preserve">  While corruption is a familiar story in Thailand, strongman politics is not. What finally proved too much for Bangkok's normally deferential citizens, said Mr. Kitti, was Mr. Thaksin's lack of humility. ''In Thailand when you want to do things, you have to do it the Thai way,'' he said.</w:t>
+        <w:t xml:space="preserve">  BEHIND THE NEWS Mr. Abhisit, who had to cancel a trip to a regional summit in Vietnam as the crisis worsened, is under pressure to calm the unrest in the capital, his party's political base, without resorting to a heavy-handed crackdown on mostly rural and working-class protesters, known as Red Shirts. </w:t>
         <w:br/>
-        <w:t xml:space="preserve">  It may be too early to write Mr. Thaksin's political epitaph, however. Mr. Thaksin remains head of the party he founded, Thai Rak Thai, which won a majority of votes in an election this month in which he initially claimed to be the victor. An election boycott by opposition parties has left Parliament with too few delegates to convene legally. But in the meantime, Mr. Thaksin has entrusted the government to his college friend and unelected deputy prime minister, Chitchai Wannasathit.</w:t>
+        <w:t xml:space="preserve">  THE NEWS Days of heavy rain caused unstable hillsides in the Rio de Janiero metropolitan area to give way in huge landslides, killing more than 160 people and wrecking scores of houses, while flash floods disrupted transportation.</w:t>
         <w:br/>
-        <w:t xml:space="preserve">  Indeed, some analysts suggest that Mr. Thaksin is only biding his time until public tempers cool. He has used similar tactics to wait out previous protests, including rural opposition to a gas pipeline to Malaysia and union demonstrations against privatizing the state-owned power utility.</w:t>
+        <w:t xml:space="preserve">  BEHIND THE NEWS The Morro do Bumba shantytown in Niteroi, built on a former landfill, was especially hard hit when a 40-foot wall of mud and rotting garbage plowed through it on Thursday. After 16 inches of rain had already fallen this month, triple the normal amount for all of April, officials said they would relocate hundreds of poor families from rickety shacks that crowd steep slopes.</w:t>
         <w:br/>
-        <w:t xml:space="preserve">  Mr. Thaksin's headstrong policies have often courted controversy, even ridicule. He once raced by helicopter to a small town in a vain effort to locate a mythical hoard of wartime Japanese gold, saying it could be used to pay off the nation's foreign debts. He suggested helping the country's financial markets by advancing Thailand's clocks past those of its eastern neighbors, to the same time zone as the financial centers of Hong Kong and Singapore. And he fired his first central banker because the banker refused to raise interest rates, a move intended to stimulate spending by making Thai depositors feel wealthier.</w:t>
+        <w:t xml:space="preserve">  THE NEWS Fossilized bones found by a nine-year-old boy in South Africa belonged to a previously unknown species of ancient hominid, scientists said. </w:t>
         <w:br/>
-        <w:t xml:space="preserve">  Mr. Thaksin's strategy eventually coalesced into what he called a dual-track policy that later came to be known as Thaksinomics. While promoting foreign investment, he emphasized economic self-reliance at home. He declared a debt holiday for Thai farmers and gave grants to small villages, instituting free health care and housing programs. </w:t>
-        <w:br/>
-        <w:t xml:space="preserve">  While Mr. Thaksin's incorporation of aspects of microfinance earned plaudits from some economists, others derided his policies as nothing more than pork-barrel politics aimed at winning rural votes. Some have accused Mr. Thaksin of returning Thailand to the kind of easy credit environment that set the stage for its 1997 financial crisis. Others say that Mr. Thaksin achieved little more than coaxing his recession-racked nation to begin spending again in time to catch the updraft that came with the global recovery of 2002.</w:t>
-        <w:br/>
-        <w:t xml:space="preserve">  Nevertheless, after five years, Mr. Thaksin has left the country in better economic shape. </w:t>
-        <w:br/>
-        <w:t xml:space="preserve">  One of the important elements of the success of the Thaksin administration ''was restoring confidence among the business community as well as consumer confidence,'' said Vincent Milton, the Bangkok-based managing director of Fitch Ratings.</w:t>
-        <w:br/>
-        <w:t xml:space="preserve">  Thailand's economy is on track to grow at least 4.5 percent this year, compared with the 2.2 percent growth it posted in 2001. Exports rose 18 percent in the first two months of 2006, according to the Bank of Thailand, after growing nearly 15 percent in 2005. Thailand's foreign currency reserves have risen to more than $50 billion. In 2003, Mr. Thaksin declared Thailand's independence from the International Monetary Fund, after making early repayment of the $3.4 billion that the fund had lent it during the crisis.</w:t>
-        <w:br/>
-        <w:t xml:space="preserve">  Perhaps most impressive is that Mr. Thaksin managed to accomplish what previous governments had been unable to do even under pressure from the I.M.F.: privatize the national oil company and state-owned assets like airports. And after years of delays, Thailand is on the verge of opening a $4 billion airport in place of the dilapidated, congested airport that now serves the capital.</w:t>
-        <w:br/>
-        <w:t xml:space="preserve">  But there have been allegations of corruption surrounding those accomplishments, and other troubling signs have emerged in the economy that some economists say expose the more threadbare patches of Thaksinomics.</w:t>
-        <w:br/>
-        <w:t xml:space="preserve">  After trying to use subsidies to offset the impact of rising oil prices, Thailand eliminated subsidies for gasoline in late 2004 and last year lifted subsidies on the diesel fuel that powers many of the pickup trucks favored by working-class Thais. The subsequent rise in fuel prices helped push inflation above 6 percent, tipping Thailand into a trade deficit last year and dampening consumer spending. At the same time, easy credit has sent household debt as a percentage of income to more than 57 percent, from below 50 percent in 2001.</w:t>
-        <w:br/>
-        <w:t xml:space="preserve">  But the most immediate concern to economists is what will happen to Mr. Thaksin's privatization and spending policies now that he has stepped aside. Mr. Thaksin was on the verge of starting a 1.8 trillion baht ($47 billion) spending program on infrastructure this year; economists fear it will be suspended, if it survives at all.</w:t>
-        <w:br/>
+        <w:t xml:space="preserve">  BEHIND THE NEWS The new species, Australopithecus sediba, walked upright on long humanlike legs but climbed trees with apelike arms, scientists said. Its surprising mixture of primitive and advanced features, and the era when it lived -- almost two million years ago, when the direct precursors of modern man were emerging -- gave the find the potential to prompt major revisions in the evolutionary timeline leading to Homo sapiens.</w:t>
         <w:br/>
         <w:br/>
         <w:t>http://www.nytimes.com</w:t>
@@ -95,9 +78,15 @@
         <w:br/>
         <w:t xml:space="preserve"> </w:t>
         <w:br/>
-        <w:t>Photos: At a rally in Bangkok last Friday, people wearing headbands that say ''rescue nation'' celebrated the resignation of the prime minister, whom they accused of corruption and abuses of power. (Photo by Sakchai Lalit/Associated Press)</w:t>
+        <w:t>PHOTOS (PHOTOGRAPHS BY IVAN SEKRETAREV/ASSOCIATED PRESS</w:t>
         <w:br/>
-        <w:t xml:space="preserve"> Thaksin Shinawatra, shown at the headquarters of the political party he founded, hugged supporters last week after resigning as prime minister. (Photo by Wasant Wanitchakorn/Associated Press)</w:t>
+        <w:t>GUILLERMO ARIAS/ASSOCIATED PRESS</w:t>
+        <w:br/>
+        <w:t>NARONG SANGNAK/EUROPEAN PRESSPHOTO AGENCY</w:t>
+        <w:br/>
+        <w:t>JADSON MARQUES/AGENCE FRANCE-PRESSE GETTY IMAGES</w:t>
+        <w:br/>
+        <w:t xml:space="preserve"> ALEXANDER JOE/AGENCE FRANCE-PRESSE GETTY IMAGES)</w:t>
       </w:r>
     </w:p>
     <w:sectPr>
